--- a/downloads/teacher/04 Units/Unit 02 - Individual Growth and Life Readiness - Me, My Goals, My Money/Lesson 02.20 - Employability Soft Skills Superpower.docx
+++ b/downloads/teacher/04 Units/Unit 02 - Individual Growth and Life Readiness - Me, My Goals, My Money/Lesson 02.20 - Employability Soft Skills Superpower.docx
@@ -230,23 +230,41 @@
       <w:r>
         <w:t xml:space="preserve">By the end of this lesson, students will be able to:</w:t>
       </w:r>
-      <w:r>
-        <w:t xml:space="preserve"> </w:t>
-      </w:r>
-      <w:r>
-        <w:t xml:space="preserve">1. (Low) Given the list of six employability skills employers name most (reliability, communication, teamwork, problem solving, adaptability, honesty), define each in their own words and give one example of what it looks like at work.</w:t>
-      </w:r>
-      <w:r>
-        <w:t xml:space="preserve"> </w:t>
-      </w:r>
-      <w:r>
-        <w:t xml:space="preserve">2. (Mid) Using this year’s lab roles, the Silent Measurement Challenge, and the Investor Challenge as evidence, rate themselves 1 to 4 on each of the six skills and support at least four ratings with a specific example.</w:t>
-      </w:r>
-      <w:r>
-        <w:t xml:space="preserve"> </w:t>
-      </w:r>
-      <w:r>
-        <w:t xml:space="preserve">3. (High) Choose one skill to grow, write a three-part growth plan (where I will practice it this year, what I will do differently, how I will know it worked), and defend the choice in one sentence.</w:t>
+    </w:p>
+    <w:p>
+      <w:pPr>
+        <w:numPr>
+          <w:ilvl w:val="0"/>
+          <w:numId w:val="1002"/>
+        </w:numPr>
+        <w:pStyle w:val="Compact"/>
+      </w:pPr>
+      <w:r>
+        <w:t xml:space="preserve">(Low) Given the list of six employability skills employers name most (reliability, communication, teamwork, problem solving, adaptability, honesty), define each in their own words and give one example of what it looks like at work.</w:t>
+      </w:r>
+    </w:p>
+    <w:p>
+      <w:pPr>
+        <w:numPr>
+          <w:ilvl w:val="0"/>
+          <w:numId w:val="1002"/>
+        </w:numPr>
+        <w:pStyle w:val="Compact"/>
+      </w:pPr>
+      <w:r>
+        <w:t xml:space="preserve">(Mid) Using this year’s lab roles, the Silent Measurement Challenge, and the Investor Challenge as evidence, rate themselves 1 to 4 on each of the six skills and support at least four ratings with a specific example.</w:t>
+      </w:r>
+    </w:p>
+    <w:p>
+      <w:pPr>
+        <w:numPr>
+          <w:ilvl w:val="0"/>
+          <w:numId w:val="1002"/>
+        </w:numPr>
+        <w:pStyle w:val="Compact"/>
+      </w:pPr>
+      <w:r>
+        <w:t xml:space="preserve">(High) Choose one skill to grow, write a three-part growth plan (where I will practice it this year, what I will do differently, how I will know it worked), and defend the choice in one sentence.</w:t>
       </w:r>
     </w:p>
     <w:p>
@@ -287,7 +305,7 @@
       <w:pPr>
         <w:numPr>
           <w:ilvl w:val="0"/>
-          <w:numId w:val="1002"/>
+          <w:numId w:val="1003"/>
         </w:numPr>
         <w:pStyle w:val="Compact"/>
       </w:pPr>
@@ -308,7 +326,7 @@
       <w:pPr>
         <w:numPr>
           <w:ilvl w:val="0"/>
-          <w:numId w:val="1002"/>
+          <w:numId w:val="1003"/>
         </w:numPr>
         <w:pStyle w:val="Compact"/>
       </w:pPr>
@@ -329,7 +347,7 @@
       <w:pPr>
         <w:numPr>
           <w:ilvl w:val="0"/>
-          <w:numId w:val="1002"/>
+          <w:numId w:val="1003"/>
         </w:numPr>
         <w:pStyle w:val="Compact"/>
       </w:pPr>
@@ -350,7 +368,7 @@
       <w:pPr>
         <w:numPr>
           <w:ilvl w:val="0"/>
-          <w:numId w:val="1002"/>
+          <w:numId w:val="1003"/>
         </w:numPr>
         <w:pStyle w:val="Compact"/>
       </w:pPr>
@@ -371,7 +389,7 @@
       <w:pPr>
         <w:numPr>
           <w:ilvl w:val="0"/>
-          <w:numId w:val="1002"/>
+          <w:numId w:val="1003"/>
         </w:numPr>
         <w:pStyle w:val="Compact"/>
       </w:pPr>
@@ -392,7 +410,7 @@
       <w:pPr>
         <w:numPr>
           <w:ilvl w:val="0"/>
-          <w:numId w:val="1002"/>
+          <w:numId w:val="1003"/>
         </w:numPr>
         <w:pStyle w:val="Compact"/>
       </w:pPr>
@@ -404,7 +422,7 @@
       <w:pPr>
         <w:numPr>
           <w:ilvl w:val="0"/>
-          <w:numId w:val="1002"/>
+          <w:numId w:val="1003"/>
         </w:numPr>
         <w:pStyle w:val="Compact"/>
       </w:pPr>
@@ -979,11 +997,17 @@
       <w:r>
         <w:t xml:space="preserve">Monitor understanding:</w:t>
       </w:r>
-      <w:r>
-        <w:t xml:space="preserve"> </w:t>
-      </w:r>
-      <w:r>
-        <w:t xml:space="preserve">- Is</w:t>
+    </w:p>
+    <w:p>
+      <w:pPr>
+        <w:numPr>
+          <w:ilvl w:val="0"/>
+          <w:numId w:val="1004"/>
+        </w:numPr>
+        <w:pStyle w:val="Compact"/>
+      </w:pPr>
+      <w:r>
+        <w:t xml:space="preserve">Is</w:t>
       </w:r>
       <w:r>
         <w:t xml:space="preserve"> </w:t>
@@ -1018,43 +1042,73 @@
       <w:r>
         <w:t xml:space="preserve">?</w:t>
       </w:r>
-      <w:r>
-        <w:t xml:space="preserve"> </w:t>
-      </w:r>
-      <w:r>
-        <w:t xml:space="preserve">- Which of the six skills did the Silent Measurement Challenge test hardest? Why that one?</w:t>
-      </w:r>
-      <w:r>
-        <w:t xml:space="preserve"> </w:t>
-      </w:r>
-      <w:r>
-        <w:t xml:space="preserve">- What is the difference between a rating and evidence?</w:t>
-      </w:r>
-    </w:p>
-    <w:p>
-      <w:pPr>
-        <w:pStyle w:val="BodyText"/>
+    </w:p>
+    <w:p>
+      <w:pPr>
+        <w:numPr>
+          <w:ilvl w:val="0"/>
+          <w:numId w:val="1004"/>
+        </w:numPr>
+        <w:pStyle w:val="Compact"/>
+      </w:pPr>
+      <w:r>
+        <w:t xml:space="preserve">Which of the six skills did the Silent Measurement Challenge test hardest? Why that one?</w:t>
+      </w:r>
+    </w:p>
+    <w:p>
+      <w:pPr>
+        <w:numPr>
+          <w:ilvl w:val="0"/>
+          <w:numId w:val="1004"/>
+        </w:numPr>
+        <w:pStyle w:val="Compact"/>
+      </w:pPr>
+      <w:r>
+        <w:t xml:space="preserve">What is the difference between a rating and evidence?</w:t>
+      </w:r>
+    </w:p>
+    <w:p>
+      <w:pPr>
+        <w:pStyle w:val="FirstParagraph"/>
       </w:pPr>
       <w:r>
         <w:t xml:space="preserve">Deepen learning:</w:t>
       </w:r>
-      <w:r>
-        <w:t xml:space="preserve"> </w:t>
-      </w:r>
-      <w:r>
-        <w:t xml:space="preserve">- Why would an employer say they can teach hard skills but not soft skills? Do you agree?</w:t>
-      </w:r>
-      <w:r>
-        <w:t xml:space="preserve"> </w:t>
-      </w:r>
-      <w:r>
-        <w:t xml:space="preserve">- Which of the six skills is hardest to show in one interview? How would you prove it anyway?</w:t>
-      </w:r>
-      <w:r>
-        <w:t xml:space="preserve"> </w:t>
-      </w:r>
-      <w:r>
-        <w:t xml:space="preserve">- You were Head Cook and your Prep Cook stopped working. Which skill were you using when you handled it, and did it work?</w:t>
+    </w:p>
+    <w:p>
+      <w:pPr>
+        <w:numPr>
+          <w:ilvl w:val="0"/>
+          <w:numId w:val="1005"/>
+        </w:numPr>
+        <w:pStyle w:val="Compact"/>
+      </w:pPr>
+      <w:r>
+        <w:t xml:space="preserve">Why would an employer say they can teach hard skills but not soft skills? Do you agree?</w:t>
+      </w:r>
+    </w:p>
+    <w:p>
+      <w:pPr>
+        <w:numPr>
+          <w:ilvl w:val="0"/>
+          <w:numId w:val="1005"/>
+        </w:numPr>
+        <w:pStyle w:val="Compact"/>
+      </w:pPr>
+      <w:r>
+        <w:t xml:space="preserve">Which of the six skills is hardest to show in one interview? How would you prove it anyway?</w:t>
+      </w:r>
+    </w:p>
+    <w:p>
+      <w:pPr>
+        <w:numPr>
+          <w:ilvl w:val="0"/>
+          <w:numId w:val="1005"/>
+        </w:numPr>
+        <w:pStyle w:val="Compact"/>
+      </w:pPr>
+      <w:r>
+        <w:t xml:space="preserve">You were Head Cook and your Prep Cook stopped working. Which skill were you using when you handled it, and did it work?</w:t>
       </w:r>
     </w:p>
     <w:p>
@@ -1224,7 +1278,7 @@
       <w:pPr>
         <w:numPr>
           <w:ilvl w:val="0"/>
-          <w:numId w:val="1003"/>
+          <w:numId w:val="1006"/>
         </w:numPr>
         <w:pStyle w:val="Compact"/>
       </w:pPr>
@@ -1248,7 +1302,7 @@
       <w:pPr>
         <w:numPr>
           <w:ilvl w:val="0"/>
-          <w:numId w:val="1003"/>
+          <w:numId w:val="1006"/>
         </w:numPr>
         <w:pStyle w:val="Compact"/>
       </w:pPr>
@@ -1260,7 +1314,7 @@
       <w:pPr>
         <w:numPr>
           <w:ilvl w:val="0"/>
-          <w:numId w:val="1003"/>
+          <w:numId w:val="1006"/>
         </w:numPr>
         <w:pStyle w:val="Compact"/>
       </w:pPr>
@@ -1272,7 +1326,7 @@
       <w:pPr>
         <w:numPr>
           <w:ilvl w:val="0"/>
-          <w:numId w:val="1003"/>
+          <w:numId w:val="1006"/>
         </w:numPr>
         <w:pStyle w:val="Compact"/>
       </w:pPr>
@@ -1311,7 +1365,7 @@
       <w:pPr>
         <w:numPr>
           <w:ilvl w:val="0"/>
-          <w:numId w:val="1003"/>
+          <w:numId w:val="1006"/>
         </w:numPr>
         <w:pStyle w:val="Compact"/>
       </w:pPr>
@@ -1323,7 +1377,7 @@
       <w:pPr>
         <w:numPr>
           <w:ilvl w:val="0"/>
-          <w:numId w:val="1003"/>
+          <w:numId w:val="1006"/>
         </w:numPr>
         <w:pStyle w:val="Compact"/>
       </w:pPr>
@@ -1653,7 +1707,7 @@
       <w:pPr>
         <w:numPr>
           <w:ilvl w:val="0"/>
-          <w:numId w:val="1004"/>
+          <w:numId w:val="1007"/>
         </w:numPr>
         <w:pStyle w:val="Compact"/>
       </w:pPr>
@@ -1677,7 +1731,7 @@
       <w:pPr>
         <w:numPr>
           <w:ilvl w:val="0"/>
-          <w:numId w:val="1004"/>
+          <w:numId w:val="1007"/>
         </w:numPr>
         <w:pStyle w:val="Compact"/>
       </w:pPr>
@@ -1689,7 +1743,7 @@
       <w:pPr>
         <w:numPr>
           <w:ilvl w:val="0"/>
-          <w:numId w:val="1004"/>
+          <w:numId w:val="1007"/>
         </w:numPr>
         <w:pStyle w:val="Compact"/>
       </w:pPr>
@@ -1713,7 +1767,7 @@
       <w:pPr>
         <w:numPr>
           <w:ilvl w:val="0"/>
-          <w:numId w:val="1004"/>
+          <w:numId w:val="1007"/>
         </w:numPr>
         <w:pStyle w:val="Compact"/>
       </w:pPr>
@@ -1725,7 +1779,7 @@
       <w:pPr>
         <w:numPr>
           <w:ilvl w:val="0"/>
-          <w:numId w:val="1004"/>
+          <w:numId w:val="1007"/>
         </w:numPr>
         <w:pStyle w:val="Compact"/>
       </w:pPr>
@@ -1737,7 +1791,7 @@
       <w:pPr>
         <w:numPr>
           <w:ilvl w:val="0"/>
-          <w:numId w:val="1004"/>
+          <w:numId w:val="1007"/>
         </w:numPr>
         <w:pStyle w:val="Compact"/>
       </w:pPr>
@@ -1795,7 +1849,7 @@
       <w:pPr>
         <w:numPr>
           <w:ilvl w:val="0"/>
-          <w:numId w:val="1005"/>
+          <w:numId w:val="1008"/>
         </w:numPr>
         <w:pStyle w:val="Compact"/>
       </w:pPr>
@@ -1807,7 +1861,7 @@
       <w:pPr>
         <w:numPr>
           <w:ilvl w:val="0"/>
-          <w:numId w:val="1005"/>
+          <w:numId w:val="1008"/>
         </w:numPr>
         <w:pStyle w:val="Compact"/>
       </w:pPr>
@@ -1837,7 +1891,7 @@
       <w:pPr>
         <w:numPr>
           <w:ilvl w:val="0"/>
-          <w:numId w:val="1005"/>
+          <w:numId w:val="1008"/>
         </w:numPr>
         <w:pStyle w:val="Compact"/>
       </w:pPr>
@@ -1861,7 +1915,7 @@
       <w:pPr>
         <w:numPr>
           <w:ilvl w:val="0"/>
-          <w:numId w:val="1005"/>
+          <w:numId w:val="1008"/>
         </w:numPr>
         <w:pStyle w:val="Compact"/>
       </w:pPr>
@@ -1882,7 +1936,7 @@
       <w:pPr>
         <w:numPr>
           <w:ilvl w:val="0"/>
-          <w:numId w:val="1005"/>
+          <w:numId w:val="1008"/>
         </w:numPr>
         <w:pStyle w:val="Compact"/>
       </w:pPr>
@@ -2175,6 +2229,118 @@
       </w:pPr>
     </w:lvl>
   </w:abstractNum>
+  <w:abstractNum w:abstractNumId="99411">
+    <w:nsid w:val="71315dca"/>
+    <w:multiLevelType w:val="multilevel"/>
+    <w:lvl w:ilvl="0">
+      <w:start w:val="1"/>
+      <w:numFmt w:val="decimal"/>
+      <w:lvlText w:val="%1."/>
+      <w:lvlJc w:val="left"/>
+      <w:pPr>
+        <w:tabs>
+          <w:tab w:val="num" w:pos="0"/>
+        </w:tabs>
+        <w:ind w:left="480" w:hanging="480"/>
+      </w:pPr>
+    </w:lvl>
+    <w:lvl w:ilvl="1">
+      <w:start w:val="1"/>
+      <w:numFmt w:val="decimal"/>
+      <w:lvlText w:val="%2."/>
+      <w:lvlJc w:val="left"/>
+      <w:pPr>
+        <w:tabs>
+          <w:tab w:val="num" w:pos="720"/>
+        </w:tabs>
+        <w:ind w:left="1200" w:hanging="480"/>
+      </w:pPr>
+    </w:lvl>
+    <w:lvl w:ilvl="2">
+      <w:start w:val="1"/>
+      <w:numFmt w:val="decimal"/>
+      <w:lvlText w:val="%3."/>
+      <w:lvlJc w:val="left"/>
+      <w:pPr>
+        <w:tabs>
+          <w:tab w:val="num" w:pos="1440"/>
+        </w:tabs>
+        <w:ind w:left="1920" w:hanging="480"/>
+      </w:pPr>
+    </w:lvl>
+    <w:lvl w:ilvl="3">
+      <w:start w:val="1"/>
+      <w:numFmt w:val="decimal"/>
+      <w:lvlText w:val="%4."/>
+      <w:lvlJc w:val="left"/>
+      <w:pPr>
+        <w:tabs>
+          <w:tab w:val="num" w:pos="2160"/>
+        </w:tabs>
+        <w:ind w:left="2640" w:hanging="480"/>
+      </w:pPr>
+    </w:lvl>
+    <w:lvl w:ilvl="4">
+      <w:start w:val="1"/>
+      <w:numFmt w:val="decimal"/>
+      <w:lvlText w:val="%5."/>
+      <w:lvlJc w:val="left"/>
+      <w:pPr>
+        <w:tabs>
+          <w:tab w:val="num" w:pos="2880"/>
+        </w:tabs>
+        <w:ind w:left="3360" w:hanging="480"/>
+      </w:pPr>
+    </w:lvl>
+    <w:lvl w:ilvl="5">
+      <w:start w:val="1"/>
+      <w:numFmt w:val="decimal"/>
+      <w:lvlText w:val="%6."/>
+      <w:lvlJc w:val="left"/>
+      <w:pPr>
+        <w:tabs>
+          <w:tab w:val="num" w:pos="3600"/>
+        </w:tabs>
+        <w:ind w:left="4080" w:hanging="480"/>
+      </w:pPr>
+    </w:lvl>
+    <w:lvl w:ilvl="6">
+      <w:start w:val="1"/>
+      <w:numFmt w:val="decimal"/>
+      <w:lvlText w:val="%7."/>
+      <w:lvlJc w:val="left"/>
+      <w:pPr>
+        <w:tabs>
+          <w:tab w:val="num" w:pos="4320"/>
+        </w:tabs>
+        <w:ind w:left="4800" w:hanging="480"/>
+      </w:pPr>
+    </w:lvl>
+    <w:lvl w:ilvl="7">
+      <w:start w:val="1"/>
+      <w:numFmt w:val="decimal"/>
+      <w:lvlText w:val="%8."/>
+      <w:lvlJc w:val="left"/>
+      <w:pPr>
+        <w:tabs>
+          <w:tab w:val="num" w:pos="5040"/>
+        </w:tabs>
+        <w:ind w:left="5520" w:hanging="480"/>
+      </w:pPr>
+    </w:lvl>
+    <w:lvl w:ilvl="8">
+      <w:start w:val="1"/>
+      <w:numFmt w:val="decimal"/>
+      <w:lvlText w:val="%9."/>
+      <w:lvlJc w:val="left"/>
+      <w:pPr>
+        <w:tabs>
+          <w:tab w:val="num" w:pos="5760"/>
+        </w:tabs>
+        <w:ind w:left="6240" w:hanging="480"/>
+      </w:pPr>
+    </w:lvl>
+  </w:abstractNum>
   <w:num w:numId="1000">
     <w:abstractNumId w:val="990"/>
   </w:num>
@@ -2182,7 +2348,34 @@
     <w:abstractNumId w:val="991"/>
   </w:num>
   <w:num w:numId="1002">
-    <w:abstractNumId w:val="991"/>
+    <w:abstractNumId w:val="99411"/>
+    <w:lvlOverride w:ilvl="0">
+      <w:startOverride w:val="1"/>
+    </w:lvlOverride>
+    <w:lvlOverride w:ilvl="1">
+      <w:startOverride w:val="1"/>
+    </w:lvlOverride>
+    <w:lvlOverride w:ilvl="2">
+      <w:startOverride w:val="1"/>
+    </w:lvlOverride>
+    <w:lvlOverride w:ilvl="3">
+      <w:startOverride w:val="1"/>
+    </w:lvlOverride>
+    <w:lvlOverride w:ilvl="4">
+      <w:startOverride w:val="1"/>
+    </w:lvlOverride>
+    <w:lvlOverride w:ilvl="5">
+      <w:startOverride w:val="1"/>
+    </w:lvlOverride>
+    <w:lvlOverride w:ilvl="6">
+      <w:startOverride w:val="1"/>
+    </w:lvlOverride>
+    <w:lvlOverride w:ilvl="7">
+      <w:startOverride w:val="1"/>
+    </w:lvlOverride>
+    <w:lvlOverride w:ilvl="8">
+      <w:startOverride w:val="1"/>
+    </w:lvlOverride>
   </w:num>
   <w:num w:numId="1003">
     <w:abstractNumId w:val="991"/>
@@ -2191,6 +2384,15 @@
     <w:abstractNumId w:val="991"/>
   </w:num>
   <w:num w:numId="1005">
+    <w:abstractNumId w:val="991"/>
+  </w:num>
+  <w:num w:numId="1006">
+    <w:abstractNumId w:val="991"/>
+  </w:num>
+  <w:num w:numId="1007">
+    <w:abstractNumId w:val="991"/>
+  </w:num>
+  <w:num w:numId="1008">
     <w:abstractNumId w:val="991"/>
   </w:num>
 </w:numbering>

--- a/downloads/teacher/04 Units/Unit 02 - Individual Growth and Life Readiness - Me, My Goals, My Money/Lesson 02.20 - Employability Soft Skills Superpower.docx
+++ b/downloads/teacher/04 Units/Unit 02 - Individual Growth and Life Readiness - Me, My Goals, My Money/Lesson 02.20 - Employability Soft Skills Superpower.docx
@@ -312,15 +312,6 @@
       <w:r>
         <w:t xml:space="preserve">Devices for the trading window (one per student or one per pair, as Topic 2.4 has been running it); the ClassroomStreet dispatches for today’s Round 2 window block loaded, windows 41 to 47</w:t>
       </w:r>
-      <w:r>
-        <w:t xml:space="preserve"> </w:t>
-      </w:r>
-      <w:r>
-        <w:rPr>
-          <w:rStyle w:val="TeacherNote"/>
-        </w:rPr>
-        <w:t xml:space="preserve">[Sal: Round 2 is the same board, same account, same rules, after the reveal; set the dispatch and the timer before class]</w:t>
-      </w:r>
     </w:p>
     <w:p>
       <w:pPr>
@@ -467,15 +458,6 @@
       </w:r>
       <w:r>
         <w:t xml:space="preserve">); the ads are the proof that this is what employers actually write.</w:t>
-      </w:r>
-      <w:r>
-        <w:t xml:space="preserve"> </w:t>
-      </w:r>
-      <w:r>
-        <w:rPr>
-          <w:rStyle w:val="TeacherNote"/>
-        </w:rPr>
-        <w:t xml:space="preserve">[Sal: pick employers your students recognize: a supermarket, a hospital, a restaurant group, the town.]</w:t>
       </w:r>
     </w:p>
     <w:p>
@@ -1382,7 +1364,7 @@
         <w:pStyle w:val="Compact"/>
       </w:pPr>
       <w:r>
-        <w:t xml:space="preserve">No-device alternative for the trading window: run the window block on paper, the same way Topic 2.4 does on a Wi-Fi-down day. Read the dispatch aloud, put the window’s prices on the board from the paper price table (Days 10 to 12 for Round 2), and students record trades on</w:t>
+        <w:t xml:space="preserve">No-device alternative for the trading window: run the window block on paper, the same way Topic 2.4 does on a Wi-Fi-down day. Read the dispatch aloud, put the window’s prices on the board from the paper price table (the Round 2 Day 1 to Day 3 columns), and students record trades on</w:t>
       </w:r>
       <w:r>
         <w:t xml:space="preserve"> </w:t>
@@ -1796,7 +1778,7 @@
         <w:pStyle w:val="Compact"/>
       </w:pPr>
       <w:r>
-        <w:t xml:space="preserve">Sal’s own materials: the Brentwood packet</w:t>
+        <w:t xml:space="preserve">My own materials: my packet</w:t>
       </w:r>
       <w:r>
         <w:t xml:space="preserve"> </w:t>
@@ -1921,15 +1903,6 @@
       </w:pPr>
       <w:r>
         <w:t xml:space="preserve">The job ads matter more than the slide. Students believe an employer’s own words.</w:t>
-      </w:r>
-      <w:r>
-        <w:t xml:space="preserve"> </w:t>
-      </w:r>
-      <w:r>
-        <w:rPr>
-          <w:rStyle w:val="TeacherNote"/>
-        </w:rPr>
-        <w:t xml:space="preserve">[Sal: your Brentwood packet said 75 percent of career success depends on soft skills; that figure is repeated widely without a solid source, so this lesson uses the job ads as the proof instead of the number.]</w:t>
       </w:r>
     </w:p>
     <w:p>
